--- a/docs/phase1/dbmigrate/iteration1/SQLiteDatabaseGuide1.docx
+++ b/docs/phase1/dbmigrate/iteration1/SQLiteDatabaseGuide1.docx
@@ -152,7 +152,7 @@
               <w:pStyle w:val="TableText"/>
             </w:pPr>
             <w:r>
-              <w:t xml:space="preserve">tools/dbmigrate/iteration1/masterantique.sqlite</w:t>
+              <w:t xml:space="preserve">tools/phase1/dbmigrate/iteration1/masterantique.sqlite</w:t>
             </w:r>
           </w:p>
         </w:tc>
@@ -284,7 +284,7 @@
               <w:pStyle w:val="TableText"/>
             </w:pPr>
             <w:r>
-              <w:t xml:space="preserve">dbmigrate export/import run on 2026-09-22 17:16:35 UTC</w:t>
+              <w:t xml:space="preserve">dbmigrate export/import run on 2026-09-24 09:36:10 UTC</w:t>
             </w:r>
           </w:p>
         </w:tc>
@@ -371,7 +371,7 @@
         <w:pStyle w:val="Code"/>
       </w:pPr>
       <w:r>
-        <w:t xml:space="preserve">copy tools\dbmigrate\iteration1\masterantique.sqlite work.sqlite</w:t>
+        <w:t xml:space="preserve">copy tools\phase1\dbmigrate\iteration1\masterantique.sqlite work.sqlite</w:t>
       </w:r>
     </w:p>
     <w:p>
@@ -9044,7 +9044,7 @@
         <w:pStyle w:val="Code"/>
       </w:pPr>
       <w:r>
-        <w:t xml:space="preserve">tools\dbmigrate\dbmigrate.cmd all --target sqlite</w:t>
+        <w:t xml:space="preserve">tools\phase1\dbmigrate\dbmigrate.cmd all --target sqlite</w:t>
       </w:r>
     </w:p>
     <w:p>
@@ -9057,7 +9057,7 @@
         <w:pStyle w:val="Code"/>
       </w:pPr>
       <w:r>
-        <w:t xml:space="preserve">tools\dbmigrate\dbmigrate.cmd guide --target sqlite</w:t>
+        <w:t xml:space="preserve">tools\phase1\dbmigrate\dbmigrate.cmd guide --target sqlite</w:t>
       </w:r>
     </w:p>
     <w:p>

--- a/docs/phase1/dbmigrate/iteration1/SQLiteDatabaseGuide1.docx
+++ b/docs/phase1/dbmigrate/iteration1/SQLiteDatabaseGuide1.docx
@@ -284,7 +284,7 @@
               <w:pStyle w:val="TableText"/>
             </w:pPr>
             <w:r>
-              <w:t xml:space="preserve">dbmigrate export/import run on 2026-09-24 09:36:10 UTC</w:t>
+              <w:t xml:space="preserve">dbmigrate export/import run on 2026-09-24 12:39:39 UTC</w:t>
             </w:r>
           </w:p>
         </w:tc>
